--- a/plugin/tests/fixtures/docx-revisions-nested.docx
+++ b/plugin/tests/fixtures/docx-revisions-nested.docx
@@ -41,13 +41,18 @@
     <w:tbl>
       <w:tblPr>
         <w:tblStyle w:val="TableGrid"/>
+        <w:tblW w:w="9360" w:type="dxa"/>
+        <w:tblLayout w:type="fixed"/>
       </w:tblPr>
       <w:tblGrid>
-        <w:gridCol/>
-        <w:gridCol/>
+        <w:gridCol w:w="4680"/>
+        <w:gridCol w:w="4680"/>
       </w:tblGrid>
       <w:tr>
         <w:tc>
+          <w:tcPr>
+            <w:tcW w:w="4680" w:type="dxa"/>
+          </w:tcPr>
           <w:tbl>
             <w:tblPr>
               <w:tblStyle w:val="TableGrid"/>
@@ -82,6 +87,9 @@
           </w:p>
         </w:tc>
         <w:tc>
+          <w:tcPr>
+            <w:tcW w:w="4680" w:type="dxa"/>
+          </w:tcPr>
           <w:p>
             <w:r>
               <w:rPr>
@@ -94,6 +102,9 @@
       </w:tr>
       <w:tr>
         <w:tc>
+          <w:tcPr>
+            <w:tcW w:w="4680" w:type="dxa"/>
+          </w:tcPr>
           <w:p>
             <w:r>
               <w:t>Table</w:t>
@@ -101,6 +112,9 @@
           </w:p>
         </w:tc>
         <w:tc>
+          <w:tcPr>
+            <w:tcW w:w="4680" w:type="dxa"/>
+          </w:tcPr>
           <w:p>
             <w:r>
               <w:rPr>
